--- a/Collatio/10/1. Textos/2. Limpios/10-B.docx
+++ b/Collatio/10/1. Textos/2. Limpios/10-B.docx
@@ -1,120 +1,798 @@
 
 <file path=word/document.xml><?xml version="1.0" encoding="utf-8"?>
-<w:document xmlns:wpc="http://schemas.microsoft.com/office/word/2010/wordprocessingCanvas" xmlns:cx="http://schemas.microsoft.com/office/drawing/2014/chartex" xmlns:cx1="http://schemas.microsoft.com/office/drawing/2015/9/8/chartex" xmlns:cx2="http://schemas.microsoft.com/office/drawing/2015/10/21/chartex" xmlns:cx3="http://schemas.microsoft.com/office/drawing/2016/5/9/chartex" xmlns:cx4="http://schemas.microsoft.com/office/drawing/2016/5/10/chartex" xmlns:cx5="http://schemas.microsoft.com/office/drawing/2016/5/11/chartex" xmlns:cx6="http://schemas.microsoft.com/office/drawing/2016/5/12/chartex" xmlns:cx7="http://schemas.microsoft.com/office/drawing/2016/5/13/chartex" xmlns:cx8="http://schemas.microsoft.com/office/drawing/2016/5/14/chartex" xmlns:mc="http://schemas.openxmlformats.org/markup-compatibility/2006" xmlns:aink="http://schemas.microsoft.com/office/drawing/2016/ink" xmlns:am3d="http://schemas.microsoft.com/office/drawing/2017/model3d" xmlns:o="urn:schemas-microsoft-com:office:office" xmlns:oel="http://schemas.microsoft.com/office/2019/extlst" xmlns:r="http://schemas.openxmlformats.org/officeDocument/2006/relationships" xmlns:m="http://schemas.openxmlformats.org/officeDocument/2006/math" xmlns:v="urn:schemas-microsoft-com:vml" xmlns:wp14="http://schemas.microsoft.com/office/word/2010/wordprocessingDrawing" xmlns:wp="http://schemas.openxmlformats.org/drawingml/2006/wordprocessingDrawing" xmlns:w10="urn:schemas-microsoft-com:office:word" xmlns:w="http://schemas.openxmlformats.org/wordprocessingml/2006/main" xmlns:w14="http://schemas.microsoft.com/office/word/2010/wordml" xmlns:w15="http://schemas.microsoft.com/office/word/2012/wordml" xmlns:w16cex="http://schemas.microsoft.com/office/word/2018/wordml/cex" xmlns:w16cid="http://schemas.microsoft.com/office/word/2016/wordml/cid" xmlns:w16="http://schemas.microsoft.com/office/word/2018/wordml" xmlns:w16sdtdh="http://schemas.microsoft.com/office/word/2020/wordml/sdtdatahash" xmlns:w16se="http://schemas.microsoft.com/office/word/2015/wordml/symex" xmlns:wpg="http://schemas.microsoft.com/office/word/2010/wordprocessingGroup" xmlns:wpi="http://schemas.microsoft.com/office/word/2010/wordprocessingInk" xmlns:wne="http://schemas.microsoft.com/office/word/2006/wordml" xmlns:wps="http://schemas.microsoft.com/office/word/2010/wordprocessingShape" mc:Ignorable="w14 w15 w16se w16cid w16 w16cex w16sdtdh wp14">
+<w:document xmlns:wpc="http://schemas.microsoft.com/office/word/2010/wordprocessingCanvas" xmlns:cx="http://schemas.microsoft.com/office/drawing/2014/chartex" xmlns:cx1="http://schemas.microsoft.com/office/drawing/2015/9/8/chartex" xmlns:cx2="http://schemas.microsoft.com/office/drawing/2015/10/21/chartex" xmlns:cx3="http://schemas.microsoft.com/office/drawing/2016/5/9/chartex" xmlns:cx4="http://schemas.microsoft.com/office/drawing/2016/5/10/chartex" xmlns:cx5="http://schemas.microsoft.com/office/drawing/2016/5/11/chartex" xmlns:cx6="http://schemas.microsoft.com/office/drawing/2016/5/12/chartex" xmlns:cx7="http://schemas.microsoft.com/office/drawing/2016/5/13/chartex" xmlns:cx8="http://schemas.microsoft.com/office/drawing/2016/5/14/chartex" xmlns:mc="http://schemas.openxmlformats.org/markup-compatibility/2006" xmlns:aink="http://schemas.microsoft.com/office/drawing/2016/ink" xmlns:am3d="http://schemas.microsoft.com/office/drawing/2017/model3d" xmlns:o="urn:schemas-microsoft-com:office:office" xmlns:oel="http://schemas.microsoft.com/office/2019/extlst" xmlns:r="http://schemas.openxmlformats.org/officeDocument/2006/relationships" xmlns:m="http://schemas.openxmlformats.org/officeDocument/2006/math" xmlns:v="urn:schemas-microsoft-com:vml" xmlns:wp14="http://schemas.microsoft.com/office/word/2010/wordprocessingDrawing" xmlns:wp="http://schemas.openxmlformats.org/drawingml/2006/wordprocessingDrawing" xmlns:w10="urn:schemas-microsoft-com:office:word" xmlns:w="http://schemas.openxmlformats.org/wordprocessingml/2006/main" xmlns:w14="http://schemas.microsoft.com/office/word/2010/wordml" xmlns:w15="http://schemas.microsoft.com/office/word/2012/wordml" xmlns:w16cex="http://schemas.microsoft.com/office/word/2018/wordml/cex" xmlns:w16cid="http://schemas.microsoft.com/office/word/2016/wordml/cid" xmlns:w16="http://schemas.microsoft.com/office/word/2018/wordml" xmlns:w16du="http://schemas.microsoft.com/office/word/2023/wordml/word16du" xmlns:w16sdtdh="http://schemas.microsoft.com/office/word/2020/wordml/sdtdatahash" xmlns:w16sdtfl="http://schemas.microsoft.com/office/word/2024/wordml/sdtformatlock" xmlns:w16se="http://schemas.microsoft.com/office/word/2015/wordml/symex" xmlns:wpg="http://schemas.microsoft.com/office/word/2010/wordprocessingGroup" xmlns:wpi="http://schemas.microsoft.com/office/word/2010/wordprocessingInk" xmlns:wne="http://schemas.microsoft.com/office/word/2006/wordml" xmlns:wps="http://schemas.microsoft.com/office/word/2010/wordprocessingShape" mc:Ignorable="w14 w15 w16se w16cid w16 w16cex w16sdtdh w16sdtfl w16du wp14">
   <w:body>
     <w:p>
       <w:pPr>
         <w:rPr>
+          <w:rFonts w:ascii="Brill" w:hAnsi="Brill"/>
           <w:lang w:val="es-ES"/>
         </w:rPr>
       </w:pPr>
-      <w:proofErr w:type="spellStart"/>
-      <w:r>
-        <w:rPr>
+      <w:r>
+        <w:rPr>
+          <w:rFonts w:ascii="Brill" w:hAnsi="Brill"/>
           <w:lang w:val="es-ES"/>
         </w:rPr>
         <w:t>D</w:t>
       </w:r>
       <w:r>
         <w:rPr>
-          <w:lang w:val="es-ES"/>
-        </w:rPr>
-        <w:t>ixo</w:t>
-      </w:r>
-      <w:proofErr w:type="spellEnd"/>
-      <w:r>
-        <w:rPr>
+          <w:rFonts w:ascii="Brill" w:hAnsi="Brill"/>
+          <w:lang w:val="es-ES"/>
+        </w:rPr>
+        <w:t xml:space="preserve">ixo el </w:t>
+      </w:r>
+      <w:proofErr w:type="spellStart"/>
+      <w:r>
+        <w:rPr>
+          <w:rFonts w:ascii="Brill" w:hAnsi="Brill"/>
+          <w:lang w:val="es-ES"/>
+        </w:rPr>
+        <w:t>decipulo</w:t>
+      </w:r>
+      <w:proofErr w:type="spellEnd"/>
+      <w:r>
+        <w:rPr>
+          <w:rFonts w:ascii="Brill" w:hAnsi="Brill"/>
+          <w:lang w:val="es-ES"/>
+        </w:rPr>
+        <w:t xml:space="preserve"> al maestro quiero te fazer una pregunta e vere como me </w:t>
+      </w:r>
+      <w:proofErr w:type="spellStart"/>
+      <w:r>
+        <w:rPr>
+          <w:rFonts w:ascii="Brill" w:hAnsi="Brill"/>
+          <w:lang w:val="es-ES"/>
+        </w:rPr>
+        <w:t>responderas</w:t>
+      </w:r>
+      <w:proofErr w:type="spellEnd"/>
+      <w:r>
+        <w:rPr>
+          <w:rFonts w:ascii="Brill" w:hAnsi="Brill"/>
+          <w:lang w:val="es-ES"/>
+        </w:rPr>
+        <w:t xml:space="preserve"> a ella </w:t>
+      </w:r>
+      <w:proofErr w:type="spellStart"/>
+      <w:r>
+        <w:rPr>
+          <w:rFonts w:ascii="Brill" w:hAnsi="Brill"/>
+          <w:lang w:val="es-ES"/>
+        </w:rPr>
+        <w:t>respondio</w:t>
+      </w:r>
+      <w:proofErr w:type="spellEnd"/>
+      <w:r>
+        <w:rPr>
+          <w:rFonts w:ascii="Brill" w:hAnsi="Brill"/>
+          <w:lang w:val="es-ES"/>
+        </w:rPr>
+        <w:t xml:space="preserve"> el maestro di lo que quisieres dixo el </w:t>
+      </w:r>
+      <w:proofErr w:type="spellStart"/>
+      <w:r>
+        <w:rPr>
+          <w:rFonts w:ascii="Brill" w:hAnsi="Brill"/>
+          <w:lang w:val="es-ES"/>
+        </w:rPr>
+        <w:t>decipulo</w:t>
+      </w:r>
+      <w:proofErr w:type="spellEnd"/>
+      <w:r>
+        <w:rPr>
+          <w:rFonts w:ascii="Brill" w:hAnsi="Brill"/>
+          <w:lang w:val="es-ES"/>
+        </w:rPr>
+        <w:t xml:space="preserve"> la demanda que te yo fago es esta que me digas </w:t>
+      </w:r>
+      <w:proofErr w:type="spellStart"/>
+      <w:r>
+        <w:rPr>
+          <w:rFonts w:ascii="Brill" w:hAnsi="Brill"/>
+          <w:lang w:val="es-ES"/>
+        </w:rPr>
+        <w:t>por que</w:t>
+      </w:r>
+      <w:proofErr w:type="spellEnd"/>
+      <w:r>
+        <w:rPr>
+          <w:rFonts w:ascii="Brill" w:hAnsi="Brill"/>
+          <w:lang w:val="es-ES"/>
+        </w:rPr>
+        <w:t xml:space="preserve"> </w:t>
+      </w:r>
+      <w:proofErr w:type="spellStart"/>
+      <w:r>
+        <w:rPr>
+          <w:rFonts w:ascii="Brill" w:hAnsi="Brill"/>
+          <w:lang w:val="es-ES"/>
+        </w:rPr>
+        <w:t>razon</w:t>
+      </w:r>
+      <w:proofErr w:type="spellEnd"/>
+      <w:r>
+        <w:rPr>
+          <w:rFonts w:ascii="Brill" w:hAnsi="Brill"/>
+          <w:lang w:val="es-ES"/>
+        </w:rPr>
+        <w:t xml:space="preserve"> vino nuestro señor encarnar en santa </w:t>
+      </w:r>
+      <w:proofErr w:type="spellStart"/>
+      <w:r>
+        <w:rPr>
+          <w:rFonts w:ascii="Brill" w:hAnsi="Brill"/>
+          <w:lang w:val="es-ES"/>
+        </w:rPr>
+        <w:t>Maria</w:t>
+      </w:r>
+      <w:proofErr w:type="spellEnd"/>
+      <w:r>
+        <w:rPr>
+          <w:rFonts w:ascii="Brill" w:hAnsi="Brill"/>
+          <w:lang w:val="es-ES"/>
+        </w:rPr>
+        <w:t xml:space="preserve"> ca yo tengo que muy bien podiera el salvar el mundo sin tomar carne d ella si quisiera </w:t>
+      </w:r>
+      <w:proofErr w:type="spellStart"/>
+      <w:r>
+        <w:rPr>
+          <w:rFonts w:ascii="Brill" w:hAnsi="Brill"/>
+          <w:lang w:val="es-ES"/>
+        </w:rPr>
+        <w:t>respondio</w:t>
+      </w:r>
+      <w:proofErr w:type="spellEnd"/>
+      <w:r>
+        <w:rPr>
+          <w:rFonts w:ascii="Brill" w:hAnsi="Brill"/>
+          <w:lang w:val="es-ES"/>
+        </w:rPr>
+        <w:t xml:space="preserve"> el maestro yo te quiero mostrar por </w:t>
+      </w:r>
+      <w:proofErr w:type="spellStart"/>
+      <w:r>
+        <w:rPr>
+          <w:rFonts w:ascii="Brill" w:hAnsi="Brill"/>
+          <w:lang w:val="es-ES"/>
+        </w:rPr>
+        <w:t>razon</w:t>
+      </w:r>
+      <w:proofErr w:type="spellEnd"/>
+      <w:r>
+        <w:rPr>
+          <w:rFonts w:ascii="Brill" w:hAnsi="Brill"/>
+          <w:lang w:val="es-ES"/>
+        </w:rPr>
+        <w:t xml:space="preserve"> derecha que non podiera ser de otra guisa si non como fue sepas que en el pecado de </w:t>
+      </w:r>
+      <w:proofErr w:type="spellStart"/>
+      <w:r>
+        <w:rPr>
+          <w:rFonts w:ascii="Brill" w:hAnsi="Brill"/>
+          <w:lang w:val="es-ES"/>
+        </w:rPr>
+        <w:t>Adan</w:t>
+      </w:r>
+      <w:proofErr w:type="spellEnd"/>
+      <w:r>
+        <w:rPr>
+          <w:rFonts w:ascii="Brill" w:hAnsi="Brill"/>
+          <w:lang w:val="es-ES"/>
+        </w:rPr>
+        <w:t xml:space="preserve"> fueron tres aparceros el primero fue el </w:t>
+      </w:r>
+      <w:proofErr w:type="spellStart"/>
+      <w:r>
+        <w:rPr>
+          <w:rFonts w:ascii="Brill" w:hAnsi="Brill"/>
+          <w:lang w:val="es-ES"/>
+        </w:rPr>
+        <w:t>diabro</w:t>
+      </w:r>
+      <w:proofErr w:type="spellEnd"/>
+      <w:r>
+        <w:rPr>
+          <w:rFonts w:ascii="Brill" w:hAnsi="Brill"/>
+          <w:lang w:val="es-ES"/>
+        </w:rPr>
+        <w:t xml:space="preserve"> en figura de </w:t>
+      </w:r>
+      <w:proofErr w:type="spellStart"/>
+      <w:r>
+        <w:rPr>
+          <w:rFonts w:ascii="Brill" w:hAnsi="Brill"/>
+          <w:lang w:val="es-ES"/>
+        </w:rPr>
+        <w:t>serpente</w:t>
+      </w:r>
+      <w:proofErr w:type="spellEnd"/>
+      <w:r>
+        <w:rPr>
+          <w:rFonts w:ascii="Brill" w:hAnsi="Brill"/>
+          <w:lang w:val="es-ES"/>
+        </w:rPr>
+        <w:t xml:space="preserve"> que lo ando e lo </w:t>
+      </w:r>
+      <w:proofErr w:type="spellStart"/>
+      <w:r>
+        <w:rPr>
+          <w:rFonts w:ascii="Brill" w:hAnsi="Brill"/>
+          <w:lang w:val="es-ES"/>
+        </w:rPr>
+        <w:t>ordio</w:t>
+      </w:r>
+      <w:proofErr w:type="spellEnd"/>
+      <w:r>
+        <w:rPr>
+          <w:rFonts w:ascii="Brill" w:hAnsi="Brill"/>
           <w:lang w:val="es-ES"/>
         </w:rPr>
         <w:t xml:space="preserve"> el </w:t>
       </w:r>
-      <w:proofErr w:type="spellStart"/>
-      <w:r>
-        <w:rPr>
-          <w:lang w:val="es-ES"/>
-        </w:rPr>
-        <w:t>decipulo</w:t>
-      </w:r>
-      <w:proofErr w:type="spellEnd"/>
-      <w:r>
-        <w:rPr>
-          <w:lang w:val="es-ES"/>
-        </w:rPr>
-        <w:t xml:space="preserve"> al maestro quiero te </w:t>
-      </w:r>
-      <w:proofErr w:type="spellStart"/>
-      <w:r>
-        <w:rPr>
-          <w:lang w:val="es-ES"/>
-        </w:rPr>
-        <w:t>fazer</w:t>
-      </w:r>
-      <w:proofErr w:type="spellEnd"/>
-      <w:r>
-        <w:rPr>
-          <w:lang w:val="es-ES"/>
-        </w:rPr>
-        <w:t xml:space="preserve"> una pregunta e vere como me </w:t>
-      </w:r>
-      <w:proofErr w:type="spellStart"/>
-      <w:r>
-        <w:rPr>
-          <w:lang w:val="es-ES"/>
-        </w:rPr>
-        <w:t>responderas</w:t>
-      </w:r>
-      <w:proofErr w:type="spellEnd"/>
-      <w:r>
-        <w:rPr>
-          <w:lang w:val="es-ES"/>
-        </w:rPr>
-        <w:t xml:space="preserve"> a ella </w:t>
-      </w:r>
-      <w:proofErr w:type="spellStart"/>
-      <w:r>
-        <w:rPr>
-          <w:lang w:val="es-ES"/>
-        </w:rPr>
-        <w:t>respondio</w:t>
-      </w:r>
-      <w:proofErr w:type="spellEnd"/>
-      <w:r>
-        <w:rPr>
-          <w:lang w:val="es-ES"/>
-        </w:rPr>
-        <w:t xml:space="preserve"> el maestro di lo que quisieres </w:t>
-      </w:r>
-      <w:proofErr w:type="spellStart"/>
-      <w:r>
-        <w:rPr>
-          <w:lang w:val="es-ES"/>
-        </w:rPr>
-        <w:t>dixo</w:t>
-      </w:r>
-      <w:proofErr w:type="spellEnd"/>
-      <w:r>
-        <w:rPr>
-          <w:lang w:val="es-ES"/>
-        </w:rPr>
-        <w:t xml:space="preserve"> el </w:t>
-      </w:r>
-      <w:proofErr w:type="spellStart"/>
-      <w:r>
-        <w:rPr>
-          <w:lang w:val="es-ES"/>
-        </w:rPr>
-        <w:t>decipulo</w:t>
-      </w:r>
-      <w:proofErr w:type="spellEnd"/>
-      <w:r>
-        <w:rPr>
-          <w:lang w:val="es-ES"/>
-        </w:rPr>
-        <w:t xml:space="preserve"> la demanda que te yo fago es esta que me digas </w:t>
-      </w:r>
-      <w:proofErr w:type="spellStart"/>
-      <w:r>
-        <w:rPr>
+      <w:r>
+        <w:rPr>
+          <w:rFonts w:ascii="Brill" w:hAnsi="Brill"/>
+          <w:lang w:val="es-ES"/>
+        </w:rPr>
+        <w:t>segundo</w:t>
+      </w:r>
+      <w:r>
+        <w:rPr>
+          <w:rFonts w:ascii="Brill" w:hAnsi="Brill"/>
+          <w:lang w:val="es-ES"/>
+        </w:rPr>
+        <w:t xml:space="preserve"> fue Eva que lo aconsejo el tercero fue </w:t>
+      </w:r>
+      <w:proofErr w:type="spellStart"/>
+      <w:r>
+        <w:rPr>
+          <w:rFonts w:ascii="Brill" w:hAnsi="Brill"/>
+          <w:lang w:val="es-ES"/>
+        </w:rPr>
+        <w:t>Adan</w:t>
+      </w:r>
+      <w:proofErr w:type="spellEnd"/>
+      <w:r>
+        <w:rPr>
+          <w:rFonts w:ascii="Brill" w:hAnsi="Brill"/>
+          <w:lang w:val="es-ES"/>
+        </w:rPr>
+        <w:t xml:space="preserve"> que lo </w:t>
+      </w:r>
+      <w:proofErr w:type="spellStart"/>
+      <w:r>
+        <w:rPr>
+          <w:rFonts w:ascii="Brill" w:hAnsi="Brill"/>
+          <w:lang w:val="es-ES"/>
+        </w:rPr>
+        <w:t>consentio</w:t>
+      </w:r>
+      <w:proofErr w:type="spellEnd"/>
+      <w:r>
+        <w:rPr>
+          <w:rFonts w:ascii="Brill" w:hAnsi="Brill"/>
+          <w:lang w:val="es-ES"/>
+        </w:rPr>
+        <w:t xml:space="preserve"> e lo </w:t>
+      </w:r>
+      <w:proofErr w:type="spellStart"/>
+      <w:r>
+        <w:rPr>
+          <w:rFonts w:ascii="Brill" w:hAnsi="Brill"/>
+          <w:lang w:val="es-ES"/>
+        </w:rPr>
+        <w:t>metio</w:t>
+      </w:r>
+      <w:proofErr w:type="spellEnd"/>
+      <w:r>
+        <w:rPr>
+          <w:rFonts w:ascii="Brill" w:hAnsi="Brill"/>
+          <w:lang w:val="es-ES"/>
+        </w:rPr>
+        <w:t xml:space="preserve"> en obra pues </w:t>
+      </w:r>
+      <w:proofErr w:type="spellStart"/>
+      <w:r>
+        <w:rPr>
+          <w:rFonts w:ascii="Brill" w:hAnsi="Brill"/>
+          <w:lang w:val="es-ES"/>
+        </w:rPr>
+        <w:t>asi</w:t>
+      </w:r>
+      <w:proofErr w:type="spellEnd"/>
+      <w:r>
+        <w:rPr>
+          <w:rFonts w:ascii="Brill" w:hAnsi="Brill"/>
+          <w:lang w:val="es-ES"/>
+        </w:rPr>
+        <w:t xml:space="preserve"> como este pecado era fecho por estos tres </w:t>
+      </w:r>
+      <w:proofErr w:type="spellStart"/>
+      <w:r>
+        <w:rPr>
+          <w:rFonts w:ascii="Brill" w:hAnsi="Brill"/>
+          <w:lang w:val="es-ES"/>
+        </w:rPr>
+        <w:t>asi</w:t>
+      </w:r>
+      <w:proofErr w:type="spellEnd"/>
+      <w:r>
+        <w:rPr>
+          <w:rFonts w:ascii="Brill" w:hAnsi="Brill"/>
+          <w:lang w:val="es-ES"/>
+        </w:rPr>
+        <w:t xml:space="preserve"> convenia que la </w:t>
+      </w:r>
+      <w:proofErr w:type="spellStart"/>
+      <w:r>
+        <w:rPr>
+          <w:rFonts w:ascii="Brill" w:hAnsi="Brill"/>
+          <w:lang w:val="es-ES"/>
+        </w:rPr>
+        <w:t>salvacion</w:t>
+      </w:r>
+      <w:proofErr w:type="spellEnd"/>
+      <w:r>
+        <w:rPr>
+          <w:rFonts w:ascii="Brill" w:hAnsi="Brill"/>
+          <w:lang w:val="es-ES"/>
+        </w:rPr>
+        <w:t xml:space="preserve"> por que se </w:t>
+      </w:r>
+      <w:proofErr w:type="spellStart"/>
+      <w:r>
+        <w:rPr>
+          <w:rFonts w:ascii="Brill" w:hAnsi="Brill"/>
+          <w:lang w:val="es-ES"/>
+        </w:rPr>
+        <w:t>avia</w:t>
+      </w:r>
+      <w:proofErr w:type="spellEnd"/>
+      <w:r>
+        <w:rPr>
+          <w:rFonts w:ascii="Brill" w:hAnsi="Brill"/>
+          <w:lang w:val="es-ES"/>
+        </w:rPr>
+        <w:t xml:space="preserve"> a salvar este pecado que fuese otro si por otros tres quiero te dezir en </w:t>
+      </w:r>
+      <w:proofErr w:type="spellStart"/>
+      <w:r>
+        <w:rPr>
+          <w:rFonts w:ascii="Brill" w:hAnsi="Brill"/>
+          <w:lang w:val="es-ES"/>
+        </w:rPr>
+        <w:t>como</w:t>
+      </w:r>
+      <w:proofErr w:type="spellEnd"/>
+      <w:r>
+        <w:rPr>
+          <w:rFonts w:ascii="Brill" w:hAnsi="Brill"/>
+          <w:lang w:val="es-ES"/>
+        </w:rPr>
+        <w:t xml:space="preserve"> </w:t>
+      </w:r>
+      <w:proofErr w:type="spellStart"/>
+      <w:r>
+        <w:rPr>
+          <w:rFonts w:ascii="Brill" w:hAnsi="Brill"/>
+          <w:lang w:val="es-ES"/>
+        </w:rPr>
+        <w:t>e</w:t>
+      </w:r>
+      <w:proofErr w:type="spellEnd"/>
+      <w:r>
+        <w:rPr>
+          <w:rFonts w:ascii="Brill" w:hAnsi="Brill"/>
+          <w:lang w:val="es-ES"/>
+        </w:rPr>
+        <w:t xml:space="preserve"> en </w:t>
+      </w:r>
+      <w:proofErr w:type="spellStart"/>
+      <w:r>
+        <w:rPr>
+          <w:rFonts w:ascii="Brill" w:hAnsi="Brill"/>
+          <w:lang w:val="es-ES"/>
+        </w:rPr>
+        <w:t>que</w:t>
+      </w:r>
+      <w:proofErr w:type="spellEnd"/>
+      <w:r>
+        <w:rPr>
+          <w:rFonts w:ascii="Brill" w:hAnsi="Brill"/>
+          <w:lang w:val="es-ES"/>
+        </w:rPr>
+        <w:t xml:space="preserve"> manera en lugar de la serpiente ando el </w:t>
+      </w:r>
+      <w:proofErr w:type="spellStart"/>
+      <w:r>
+        <w:rPr>
+          <w:rFonts w:ascii="Brill" w:hAnsi="Brill"/>
+          <w:lang w:val="es-ES"/>
+        </w:rPr>
+        <w:t>espiritu</w:t>
+      </w:r>
+      <w:proofErr w:type="spellEnd"/>
+      <w:r>
+        <w:rPr>
+          <w:rFonts w:ascii="Brill" w:hAnsi="Brill"/>
+          <w:lang w:val="es-ES"/>
+        </w:rPr>
+        <w:t xml:space="preserve"> santo en guisa que se ordenase la </w:t>
+      </w:r>
+      <w:proofErr w:type="spellStart"/>
+      <w:r>
+        <w:rPr>
+          <w:rFonts w:ascii="Brill" w:hAnsi="Brill"/>
+          <w:lang w:val="es-ES"/>
+        </w:rPr>
+        <w:t>encarnacion</w:t>
+      </w:r>
+      <w:proofErr w:type="spellEnd"/>
+      <w:r>
+        <w:rPr>
+          <w:rFonts w:ascii="Brill" w:hAnsi="Brill"/>
+          <w:lang w:val="es-ES"/>
+        </w:rPr>
+        <w:t xml:space="preserve"> ca en dos manera ando el </w:t>
+      </w:r>
+      <w:proofErr w:type="spellStart"/>
+      <w:r>
+        <w:rPr>
+          <w:rFonts w:ascii="Brill" w:hAnsi="Brill"/>
+          <w:lang w:val="es-ES"/>
+        </w:rPr>
+        <w:t>espiritu</w:t>
+      </w:r>
+      <w:proofErr w:type="spellEnd"/>
+      <w:r>
+        <w:rPr>
+          <w:rFonts w:ascii="Brill" w:hAnsi="Brill"/>
+          <w:lang w:val="es-ES"/>
+        </w:rPr>
+        <w:t xml:space="preserve"> santo la primera en dar gracia a santa </w:t>
+      </w:r>
+      <w:proofErr w:type="spellStart"/>
+      <w:r>
+        <w:rPr>
+          <w:rFonts w:ascii="Brill" w:hAnsi="Brill"/>
+          <w:lang w:val="es-ES"/>
+        </w:rPr>
+        <w:t>Maria</w:t>
+      </w:r>
+      <w:proofErr w:type="spellEnd"/>
+      <w:r>
+        <w:rPr>
+          <w:rFonts w:ascii="Brill" w:hAnsi="Brill"/>
+          <w:lang w:val="es-ES"/>
+        </w:rPr>
+        <w:t xml:space="preserve"> que fuese ella en si misma que </w:t>
+      </w:r>
+      <w:proofErr w:type="spellStart"/>
+      <w:r>
+        <w:rPr>
+          <w:rFonts w:ascii="Brill" w:hAnsi="Brill"/>
+          <w:lang w:val="es-ES"/>
+        </w:rPr>
+        <w:t>toviese</w:t>
+      </w:r>
+      <w:proofErr w:type="spellEnd"/>
+      <w:r>
+        <w:rPr>
+          <w:rFonts w:ascii="Brill" w:hAnsi="Brill"/>
+          <w:lang w:val="es-ES"/>
+        </w:rPr>
+        <w:t xml:space="preserve"> el por </w:t>
+      </w:r>
+      <w:proofErr w:type="spellStart"/>
+      <w:r>
+        <w:rPr>
+          <w:rFonts w:ascii="Brill" w:hAnsi="Brill"/>
+          <w:lang w:val="es-ES"/>
+        </w:rPr>
+        <w:t>dererecho</w:t>
+      </w:r>
+      <w:proofErr w:type="spellEnd"/>
+      <w:r>
+        <w:rPr>
+          <w:rFonts w:ascii="Brill" w:hAnsi="Brill"/>
+          <w:lang w:val="es-ES"/>
+        </w:rPr>
+        <w:t xml:space="preserve"> de encarnar en ella la segunda en como ovo esto guisado ella </w:t>
+      </w:r>
+      <w:proofErr w:type="spellStart"/>
+      <w:r>
+        <w:rPr>
+          <w:rFonts w:ascii="Brill" w:hAnsi="Brill"/>
+          <w:lang w:val="es-ES"/>
+        </w:rPr>
+        <w:t>tovo</w:t>
+      </w:r>
+      <w:proofErr w:type="spellEnd"/>
+      <w:r>
+        <w:rPr>
+          <w:rFonts w:ascii="Brill" w:hAnsi="Brill"/>
+          <w:lang w:val="es-ES"/>
+        </w:rPr>
+        <w:t xml:space="preserve"> por derecho de tomar carne en esta virgen bien aventurada e en lugar de Eva que lo consejo fue el </w:t>
+      </w:r>
+      <w:proofErr w:type="spellStart"/>
+      <w:r>
+        <w:rPr>
+          <w:rFonts w:ascii="Brill" w:hAnsi="Brill"/>
+          <w:lang w:val="es-ES"/>
+        </w:rPr>
+        <w:t>angele</w:t>
+      </w:r>
+      <w:proofErr w:type="spellEnd"/>
+      <w:r>
+        <w:rPr>
+          <w:rFonts w:ascii="Brill" w:hAnsi="Brill"/>
+          <w:lang w:val="es-ES"/>
+        </w:rPr>
+        <w:t xml:space="preserve"> Gabriel que </w:t>
+      </w:r>
+      <w:proofErr w:type="spellStart"/>
+      <w:r>
+        <w:rPr>
+          <w:rFonts w:ascii="Brill" w:hAnsi="Brill"/>
+          <w:lang w:val="es-ES"/>
+        </w:rPr>
+        <w:t>troxo</w:t>
+      </w:r>
+      <w:proofErr w:type="spellEnd"/>
+      <w:r>
+        <w:rPr>
+          <w:rFonts w:ascii="Brill" w:hAnsi="Brill"/>
+          <w:lang w:val="es-ES"/>
+        </w:rPr>
+        <w:t xml:space="preserve"> la </w:t>
+      </w:r>
+      <w:proofErr w:type="spellStart"/>
+      <w:r>
+        <w:rPr>
+          <w:rFonts w:ascii="Brill" w:hAnsi="Brill"/>
+          <w:lang w:val="es-ES"/>
+        </w:rPr>
+        <w:t>mandaderia</w:t>
+      </w:r>
+      <w:proofErr w:type="spellEnd"/>
+      <w:r>
+        <w:rPr>
+          <w:rFonts w:ascii="Brill" w:hAnsi="Brill"/>
+          <w:lang w:val="es-ES"/>
+        </w:rPr>
+        <w:t xml:space="preserve"> e consejo la muy bien en aquello que l dixo </w:t>
+      </w:r>
+      <w:proofErr w:type="spellStart"/>
+      <w:r>
+        <w:rPr>
+          <w:rFonts w:ascii="Brill" w:hAnsi="Brill"/>
+          <w:lang w:val="es-ES"/>
+        </w:rPr>
+        <w:t>asi</w:t>
+      </w:r>
+      <w:proofErr w:type="spellEnd"/>
+      <w:r>
+        <w:rPr>
+          <w:rFonts w:ascii="Brill" w:hAnsi="Brill"/>
+          <w:lang w:val="es-ES"/>
+        </w:rPr>
+        <w:t xml:space="preserve"> como </w:t>
+      </w:r>
+      <w:proofErr w:type="spellStart"/>
+      <w:r>
+        <w:rPr>
+          <w:rFonts w:ascii="Brill" w:hAnsi="Brill"/>
+          <w:lang w:val="es-ES"/>
+        </w:rPr>
+        <w:t>Adan</w:t>
+      </w:r>
+      <w:proofErr w:type="spellEnd"/>
+      <w:r>
+        <w:rPr>
+          <w:rFonts w:ascii="Brill" w:hAnsi="Brill"/>
+          <w:lang w:val="es-ES"/>
+        </w:rPr>
+        <w:t xml:space="preserve"> </w:t>
+      </w:r>
+      <w:proofErr w:type="spellStart"/>
+      <w:r>
+        <w:rPr>
+          <w:rFonts w:ascii="Brill" w:hAnsi="Brill"/>
+          <w:lang w:val="es-ES"/>
+        </w:rPr>
+        <w:t>consentio</w:t>
+      </w:r>
+      <w:proofErr w:type="spellEnd"/>
+      <w:r>
+        <w:rPr>
+          <w:rFonts w:ascii="Brill" w:hAnsi="Brill"/>
+          <w:lang w:val="es-ES"/>
+        </w:rPr>
+        <w:t xml:space="preserve"> en obra </w:t>
+      </w:r>
+      <w:proofErr w:type="spellStart"/>
+      <w:r>
+        <w:rPr>
+          <w:rFonts w:ascii="Brill" w:hAnsi="Brill"/>
+          <w:lang w:val="es-ES"/>
+        </w:rPr>
+        <w:t>asi</w:t>
+      </w:r>
+      <w:proofErr w:type="spellEnd"/>
+      <w:r>
+        <w:rPr>
+          <w:rFonts w:ascii="Brill" w:hAnsi="Brill"/>
+          <w:lang w:val="es-ES"/>
+        </w:rPr>
+        <w:t xml:space="preserve"> </w:t>
+      </w:r>
+      <w:proofErr w:type="spellStart"/>
+      <w:r>
+        <w:rPr>
+          <w:rFonts w:ascii="Brill" w:hAnsi="Brill"/>
+          <w:lang w:val="es-ES"/>
+        </w:rPr>
+        <w:t>consentio</w:t>
+      </w:r>
+      <w:proofErr w:type="spellEnd"/>
+      <w:r>
+        <w:rPr>
+          <w:rFonts w:ascii="Brill" w:hAnsi="Brill"/>
+          <w:lang w:val="es-ES"/>
+        </w:rPr>
+        <w:t xml:space="preserve"> ella en aquellas palabras que l dixo el </w:t>
+      </w:r>
+      <w:proofErr w:type="spellStart"/>
+      <w:r>
+        <w:rPr>
+          <w:rFonts w:ascii="Brill" w:hAnsi="Brill"/>
+          <w:lang w:val="es-ES"/>
+        </w:rPr>
+        <w:t>angel</w:t>
+      </w:r>
+      <w:proofErr w:type="spellEnd"/>
+      <w:r>
+        <w:rPr>
+          <w:rFonts w:ascii="Brill" w:hAnsi="Brill"/>
+          <w:lang w:val="es-ES"/>
+        </w:rPr>
+        <w:t xml:space="preserve"> de manera que dios padre </w:t>
+      </w:r>
+      <w:proofErr w:type="spellStart"/>
+      <w:r>
+        <w:rPr>
+          <w:rFonts w:ascii="Brill" w:hAnsi="Brill"/>
+          <w:lang w:val="es-ES"/>
+        </w:rPr>
+        <w:t>vieno</w:t>
+      </w:r>
+      <w:proofErr w:type="spellEnd"/>
+      <w:r>
+        <w:rPr>
+          <w:rFonts w:ascii="Brill" w:hAnsi="Brill"/>
+          <w:lang w:val="es-ES"/>
+        </w:rPr>
+        <w:t xml:space="preserve"> a </w:t>
+      </w:r>
+      <w:proofErr w:type="spellStart"/>
+      <w:r>
+        <w:rPr>
+          <w:rFonts w:ascii="Brill" w:hAnsi="Brill"/>
+          <w:lang w:val="es-ES"/>
+        </w:rPr>
+        <w:t>conplir</w:t>
+      </w:r>
+      <w:proofErr w:type="spellEnd"/>
+      <w:r>
+        <w:rPr>
+          <w:rFonts w:ascii="Brill" w:hAnsi="Brill"/>
+          <w:lang w:val="es-ES"/>
+        </w:rPr>
+        <w:t xml:space="preserve"> su obra de </w:t>
+      </w:r>
+      <w:proofErr w:type="spellStart"/>
+      <w:r>
+        <w:rPr>
+          <w:rFonts w:ascii="Brill" w:hAnsi="Brill"/>
+          <w:lang w:val="es-ES"/>
+        </w:rPr>
+        <w:t>mas</w:t>
+      </w:r>
+      <w:proofErr w:type="spellEnd"/>
+      <w:r>
+        <w:rPr>
+          <w:rFonts w:ascii="Brill" w:hAnsi="Brill"/>
+          <w:lang w:val="es-ES"/>
+        </w:rPr>
+        <w:t xml:space="preserve"> esto fallaras tu </w:t>
+      </w:r>
+      <w:proofErr w:type="spellStart"/>
+      <w:r>
+        <w:rPr>
+          <w:rFonts w:ascii="Brill" w:hAnsi="Brill"/>
+          <w:lang w:val="es-ES"/>
+        </w:rPr>
+        <w:t>escripto</w:t>
+      </w:r>
+      <w:proofErr w:type="spellEnd"/>
+      <w:r>
+        <w:rPr>
+          <w:rFonts w:ascii="Brill" w:hAnsi="Brill"/>
+          <w:lang w:val="es-ES"/>
+        </w:rPr>
+        <w:t xml:space="preserve"> en el comienço de la </w:t>
+      </w:r>
+      <w:proofErr w:type="spellStart"/>
+      <w:r>
+        <w:rPr>
+          <w:rFonts w:ascii="Brill" w:hAnsi="Brill"/>
+          <w:lang w:val="es-ES"/>
+        </w:rPr>
+        <w:t>salutacion</w:t>
+      </w:r>
+      <w:proofErr w:type="spellEnd"/>
+      <w:r>
+        <w:rPr>
+          <w:rFonts w:ascii="Brill" w:hAnsi="Brill"/>
+          <w:lang w:val="es-ES"/>
+        </w:rPr>
+        <w:t xml:space="preserve"> que dixo ave </w:t>
+      </w:r>
+      <w:proofErr w:type="spellStart"/>
+      <w:r>
+        <w:rPr>
+          <w:rFonts w:ascii="Brill" w:hAnsi="Brill"/>
+          <w:lang w:val="es-ES"/>
+        </w:rPr>
+        <w:t>Maria</w:t>
+      </w:r>
+      <w:proofErr w:type="spellEnd"/>
+      <w:r>
+        <w:rPr>
+          <w:rFonts w:ascii="Brill" w:hAnsi="Brill"/>
+          <w:lang w:val="es-ES"/>
+        </w:rPr>
+        <w:t xml:space="preserve"> que es contrario de Eva la </w:t>
+      </w:r>
+      <w:proofErr w:type="spellStart"/>
+      <w:r>
+        <w:rPr>
+          <w:rFonts w:ascii="Brill" w:hAnsi="Brill"/>
+          <w:lang w:val="es-ES"/>
+        </w:rPr>
+        <w:t>entencion</w:t>
+      </w:r>
+      <w:proofErr w:type="spellEnd"/>
+      <w:r>
+        <w:rPr>
+          <w:rFonts w:ascii="Brill" w:hAnsi="Brill"/>
+          <w:lang w:val="es-ES"/>
+        </w:rPr>
+        <w:t xml:space="preserve"> por que gelo </w:t>
+      </w:r>
+      <w:proofErr w:type="spellStart"/>
+      <w:r>
+        <w:rPr>
+          <w:rFonts w:ascii="Brill" w:hAnsi="Brill"/>
+          <w:lang w:val="es-ES"/>
+        </w:rPr>
+        <w:t>dexiera</w:t>
+      </w:r>
+      <w:proofErr w:type="spellEnd"/>
+      <w:r>
+        <w:rPr>
+          <w:rFonts w:ascii="Brill" w:hAnsi="Brill"/>
+          <w:lang w:val="es-ES"/>
+        </w:rPr>
+        <w:t xml:space="preserve"> era esta </w:t>
+      </w:r>
+      <w:proofErr w:type="spellStart"/>
+      <w:r>
+        <w:rPr>
+          <w:rFonts w:ascii="Brill" w:hAnsi="Brill"/>
           <w:lang w:val="es-ES"/>
         </w:rPr>
         <w:t>por que</w:t>
@@ -122,249 +800,15 @@
       <w:proofErr w:type="spellEnd"/>
       <w:r>
         <w:rPr>
-          <w:lang w:val="es-ES"/>
-        </w:rPr>
-        <w:t xml:space="preserve"> </w:t>
-      </w:r>
-      <w:proofErr w:type="spellStart"/>
-      <w:r>
-        <w:rPr>
-          <w:lang w:val="es-ES"/>
-        </w:rPr>
-        <w:t>razon</w:t>
-      </w:r>
-      <w:proofErr w:type="spellEnd"/>
-      <w:r>
-        <w:rPr>
-          <w:lang w:val="es-ES"/>
-        </w:rPr>
-        <w:t xml:space="preserve"> vino nuestro señor encarnar en santa </w:t>
-      </w:r>
-      <w:proofErr w:type="spellStart"/>
-      <w:r>
-        <w:rPr>
-          <w:lang w:val="es-ES"/>
-        </w:rPr>
-        <w:t>Maria</w:t>
-      </w:r>
-      <w:proofErr w:type="spellEnd"/>
-      <w:r>
-        <w:rPr>
-          <w:lang w:val="es-ES"/>
-        </w:rPr>
-        <w:t xml:space="preserve"> ca yo tengo que muy bien </w:t>
-      </w:r>
-      <w:proofErr w:type="spellStart"/>
-      <w:r>
-        <w:rPr>
-          <w:lang w:val="es-ES"/>
-        </w:rPr>
-        <w:t>podiera</w:t>
-      </w:r>
-      <w:proofErr w:type="spellEnd"/>
-      <w:r>
-        <w:rPr>
-          <w:lang w:val="es-ES"/>
-        </w:rPr>
-        <w:t xml:space="preserve"> el salvar el mundo sin tomar carne d ella si quisiera </w:t>
-      </w:r>
-      <w:proofErr w:type="spellStart"/>
-      <w:r>
-        <w:rPr>
-          <w:lang w:val="es-ES"/>
-        </w:rPr>
-        <w:t>respondio</w:t>
-      </w:r>
-      <w:proofErr w:type="spellEnd"/>
-      <w:r>
-        <w:rPr>
-          <w:lang w:val="es-ES"/>
-        </w:rPr>
-        <w:t xml:space="preserve"> el maestro yo te quiero mostrar por </w:t>
-      </w:r>
-      <w:proofErr w:type="spellStart"/>
-      <w:r>
-        <w:rPr>
-          <w:lang w:val="es-ES"/>
-        </w:rPr>
-        <w:t>razon</w:t>
-      </w:r>
-      <w:proofErr w:type="spellEnd"/>
-      <w:r>
-        <w:rPr>
-          <w:lang w:val="es-ES"/>
-        </w:rPr>
-        <w:t xml:space="preserve"> derecha que non </w:t>
-      </w:r>
-      <w:proofErr w:type="spellStart"/>
-      <w:r>
-        <w:rPr>
-          <w:lang w:val="es-ES"/>
-        </w:rPr>
-        <w:t>podiera</w:t>
-      </w:r>
-      <w:proofErr w:type="spellEnd"/>
-      <w:r>
-        <w:rPr>
-          <w:lang w:val="es-ES"/>
-        </w:rPr>
-        <w:t xml:space="preserve"> ser de otra guisa si non como fue sepas que en el pecado de </w:t>
-      </w:r>
-      <w:proofErr w:type="spellStart"/>
-      <w:r>
-        <w:rPr>
-          <w:lang w:val="es-ES"/>
-        </w:rPr>
-        <w:t>Adan</w:t>
-      </w:r>
-      <w:proofErr w:type="spellEnd"/>
-      <w:r>
-        <w:rPr>
-          <w:lang w:val="es-ES"/>
-        </w:rPr>
-        <w:t xml:space="preserve"> fueron tres aparceros el primero fue el </w:t>
-      </w:r>
-      <w:proofErr w:type="spellStart"/>
-      <w:r>
-        <w:rPr>
-          <w:lang w:val="es-ES"/>
-        </w:rPr>
-        <w:t>diabro</w:t>
-      </w:r>
-      <w:proofErr w:type="spellEnd"/>
-      <w:r>
-        <w:rPr>
-          <w:lang w:val="es-ES"/>
-        </w:rPr>
-        <w:t xml:space="preserve"> en figura de </w:t>
-      </w:r>
-      <w:proofErr w:type="spellStart"/>
-      <w:r>
-        <w:rPr>
-          <w:lang w:val="es-ES"/>
-        </w:rPr>
-        <w:t>serpente</w:t>
-      </w:r>
-      <w:proofErr w:type="spellEnd"/>
-      <w:r>
-        <w:rPr>
-          <w:lang w:val="es-ES"/>
-        </w:rPr>
-        <w:t xml:space="preserve"> que lo ando e lo </w:t>
-      </w:r>
-      <w:proofErr w:type="spellStart"/>
-      <w:r>
-        <w:rPr>
-          <w:lang w:val="es-ES"/>
-        </w:rPr>
-        <w:t>ordio</w:t>
-      </w:r>
-      <w:proofErr w:type="spellEnd"/>
-      <w:r>
-        <w:rPr>
-          <w:lang w:val="es-ES"/>
-        </w:rPr>
-        <w:t xml:space="preserve"> el </w:t>
-      </w:r>
-      <w:r>
-        <w:rPr>
-          <w:lang w:val="es-ES"/>
-        </w:rPr>
-        <w:t>segundo</w:t>
-      </w:r>
-      <w:r>
-        <w:rPr>
-          <w:lang w:val="es-ES"/>
-        </w:rPr>
-        <w:t xml:space="preserve"> fue Eva que lo aconsejo el tercero fue </w:t>
-      </w:r>
-      <w:proofErr w:type="spellStart"/>
-      <w:r>
-        <w:rPr>
-          <w:lang w:val="es-ES"/>
-        </w:rPr>
-        <w:t>Adan</w:t>
-      </w:r>
-      <w:proofErr w:type="spellEnd"/>
-      <w:r>
-        <w:rPr>
-          <w:lang w:val="es-ES"/>
-        </w:rPr>
-        <w:t xml:space="preserve"> que lo </w:t>
-      </w:r>
-      <w:proofErr w:type="spellStart"/>
-      <w:r>
-        <w:rPr>
-          <w:lang w:val="es-ES"/>
-        </w:rPr>
-        <w:t>consentio</w:t>
-      </w:r>
-      <w:proofErr w:type="spellEnd"/>
-      <w:r>
-        <w:rPr>
-          <w:lang w:val="es-ES"/>
-        </w:rPr>
-        <w:t xml:space="preserve"> e lo </w:t>
-      </w:r>
-      <w:proofErr w:type="spellStart"/>
-      <w:r>
-        <w:rPr>
-          <w:lang w:val="es-ES"/>
-        </w:rPr>
-        <w:t>metio</w:t>
-      </w:r>
-      <w:proofErr w:type="spellEnd"/>
-      <w:r>
-        <w:rPr>
-          <w:lang w:val="es-ES"/>
-        </w:rPr>
-        <w:t xml:space="preserve"> en obra pues </w:t>
-      </w:r>
-      <w:proofErr w:type="spellStart"/>
-      <w:r>
-        <w:rPr>
-          <w:lang w:val="es-ES"/>
-        </w:rPr>
-        <w:t>asi</w:t>
-      </w:r>
-      <w:proofErr w:type="spellEnd"/>
-      <w:r>
-        <w:rPr>
-          <w:lang w:val="es-ES"/>
-        </w:rPr>
-        <w:t xml:space="preserve"> como este pecado era fecho por estos tres </w:t>
-      </w:r>
-      <w:proofErr w:type="spellStart"/>
-      <w:r>
-        <w:rPr>
-          <w:lang w:val="es-ES"/>
-        </w:rPr>
-        <w:t>asi</w:t>
-      </w:r>
-      <w:proofErr w:type="spellEnd"/>
-      <w:r>
-        <w:rPr>
-          <w:lang w:val="es-ES"/>
-        </w:rPr>
-        <w:t xml:space="preserve"> convenia que la </w:t>
-      </w:r>
-      <w:proofErr w:type="spellStart"/>
-      <w:r>
-        <w:rPr>
-          <w:lang w:val="es-ES"/>
-        </w:rPr>
-        <w:t>salvacion</w:t>
-      </w:r>
-      <w:proofErr w:type="spellEnd"/>
-      <w:r>
-        <w:rPr>
-          <w:lang w:val="es-ES"/>
-        </w:rPr>
-        <w:t xml:space="preserve"> por que se </w:t>
-      </w:r>
-      <w:proofErr w:type="spellStart"/>
-      <w:r>
-        <w:rPr>
+          <w:rFonts w:ascii="Brill" w:hAnsi="Brill"/>
+          <w:lang w:val="es-ES"/>
+        </w:rPr>
+        <w:t xml:space="preserve"> en todas las cosas del mundo </w:t>
+      </w:r>
+      <w:proofErr w:type="spellStart"/>
+      <w:r>
+        <w:rPr>
+          <w:rFonts w:ascii="Brill" w:hAnsi="Brill"/>
           <w:lang w:val="es-ES"/>
         </w:rPr>
         <w:t>avia</w:t>
@@ -372,496 +816,7 @@
       <w:proofErr w:type="spellEnd"/>
       <w:r>
         <w:rPr>
-          <w:lang w:val="es-ES"/>
-        </w:rPr>
-        <w:t xml:space="preserve"> a salvar este pecado que fuese otro si por otros tres quiero te </w:t>
-      </w:r>
-      <w:proofErr w:type="spellStart"/>
-      <w:r>
-        <w:rPr>
-          <w:lang w:val="es-ES"/>
-        </w:rPr>
-        <w:t>dezir</w:t>
-      </w:r>
-      <w:proofErr w:type="spellEnd"/>
-      <w:r>
-        <w:rPr>
-          <w:lang w:val="es-ES"/>
-        </w:rPr>
-        <w:t xml:space="preserve"> en </w:t>
-      </w:r>
-      <w:proofErr w:type="spellStart"/>
-      <w:r>
-        <w:rPr>
-          <w:lang w:val="es-ES"/>
-        </w:rPr>
-        <w:t>como</w:t>
-      </w:r>
-      <w:proofErr w:type="spellEnd"/>
-      <w:r>
-        <w:rPr>
-          <w:lang w:val="es-ES"/>
-        </w:rPr>
-        <w:t xml:space="preserve"> </w:t>
-      </w:r>
-      <w:proofErr w:type="spellStart"/>
-      <w:r>
-        <w:rPr>
-          <w:lang w:val="es-ES"/>
-        </w:rPr>
-        <w:t>e</w:t>
-      </w:r>
-      <w:proofErr w:type="spellEnd"/>
-      <w:r>
-        <w:rPr>
-          <w:lang w:val="es-ES"/>
-        </w:rPr>
-        <w:t xml:space="preserve"> en </w:t>
-      </w:r>
-      <w:proofErr w:type="spellStart"/>
-      <w:r>
-        <w:rPr>
-          <w:lang w:val="es-ES"/>
-        </w:rPr>
-        <w:t>que</w:t>
-      </w:r>
-      <w:proofErr w:type="spellEnd"/>
-      <w:r>
-        <w:rPr>
-          <w:lang w:val="es-ES"/>
-        </w:rPr>
-        <w:t xml:space="preserve"> manera en lugar de la serpiente ando el </w:t>
-      </w:r>
-      <w:proofErr w:type="spellStart"/>
-      <w:r>
-        <w:rPr>
-          <w:lang w:val="es-ES"/>
-        </w:rPr>
-        <w:t>espiritu</w:t>
-      </w:r>
-      <w:proofErr w:type="spellEnd"/>
-      <w:r>
-        <w:rPr>
-          <w:lang w:val="es-ES"/>
-        </w:rPr>
-        <w:t xml:space="preserve"> santo en guisa que se ordenase la </w:t>
-      </w:r>
-      <w:proofErr w:type="spellStart"/>
-      <w:r>
-        <w:rPr>
-          <w:lang w:val="es-ES"/>
-        </w:rPr>
-        <w:t>encarnacion</w:t>
-      </w:r>
-      <w:proofErr w:type="spellEnd"/>
-      <w:r>
-        <w:rPr>
-          <w:lang w:val="es-ES"/>
-        </w:rPr>
-        <w:t xml:space="preserve"> ca en dos manera ando el </w:t>
-      </w:r>
-      <w:proofErr w:type="spellStart"/>
-      <w:r>
-        <w:rPr>
-          <w:lang w:val="es-ES"/>
-        </w:rPr>
-        <w:t>espiritu</w:t>
-      </w:r>
-      <w:proofErr w:type="spellEnd"/>
-      <w:r>
-        <w:rPr>
-          <w:lang w:val="es-ES"/>
-        </w:rPr>
-        <w:t xml:space="preserve"> santo la primera en dar gracia a santa </w:t>
-      </w:r>
-      <w:proofErr w:type="spellStart"/>
-      <w:r>
-        <w:rPr>
-          <w:lang w:val="es-ES"/>
-        </w:rPr>
-        <w:t>Maria</w:t>
-      </w:r>
-      <w:proofErr w:type="spellEnd"/>
-      <w:r>
-        <w:rPr>
-          <w:lang w:val="es-ES"/>
-        </w:rPr>
-        <w:t xml:space="preserve"> que fuese ella en si misma que </w:t>
-      </w:r>
-      <w:proofErr w:type="spellStart"/>
-      <w:r>
-        <w:rPr>
-          <w:lang w:val="es-ES"/>
-        </w:rPr>
-        <w:t>toviese</w:t>
-      </w:r>
-      <w:proofErr w:type="spellEnd"/>
-      <w:r>
-        <w:rPr>
-          <w:lang w:val="es-ES"/>
-        </w:rPr>
-        <w:t xml:space="preserve"> el por </w:t>
-      </w:r>
-      <w:proofErr w:type="spellStart"/>
-      <w:r>
-        <w:rPr>
-          <w:lang w:val="es-ES"/>
-        </w:rPr>
-        <w:t>dererecho</w:t>
-      </w:r>
-      <w:proofErr w:type="spellEnd"/>
-      <w:r>
-        <w:rPr>
-          <w:lang w:val="es-ES"/>
-        </w:rPr>
-        <w:t xml:space="preserve"> de encarnar en ella la segunda en como ovo esto guisado ella </w:t>
-      </w:r>
-      <w:proofErr w:type="spellStart"/>
-      <w:r>
-        <w:rPr>
-          <w:lang w:val="es-ES"/>
-        </w:rPr>
-        <w:t>tovo</w:t>
-      </w:r>
-      <w:proofErr w:type="spellEnd"/>
-      <w:r>
-        <w:rPr>
-          <w:lang w:val="es-ES"/>
-        </w:rPr>
-        <w:t xml:space="preserve"> por derecho de tomar carne en esta virgen bien aventurada e en lugar de Eva que lo consejo fue el </w:t>
-      </w:r>
-      <w:proofErr w:type="spellStart"/>
-      <w:r>
-        <w:rPr>
-          <w:lang w:val="es-ES"/>
-        </w:rPr>
-        <w:t>angele</w:t>
-      </w:r>
-      <w:proofErr w:type="spellEnd"/>
-      <w:r>
-        <w:rPr>
-          <w:lang w:val="es-ES"/>
-        </w:rPr>
-        <w:t xml:space="preserve"> Gabriel que </w:t>
-      </w:r>
-      <w:proofErr w:type="spellStart"/>
-      <w:r>
-        <w:rPr>
-          <w:lang w:val="es-ES"/>
-        </w:rPr>
-        <w:t>troxo</w:t>
-      </w:r>
-      <w:proofErr w:type="spellEnd"/>
-      <w:r>
-        <w:rPr>
-          <w:lang w:val="es-ES"/>
-        </w:rPr>
-        <w:t xml:space="preserve"> la </w:t>
-      </w:r>
-      <w:proofErr w:type="spellStart"/>
-      <w:r>
-        <w:rPr>
-          <w:lang w:val="es-ES"/>
-        </w:rPr>
-        <w:t>mandaderia</w:t>
-      </w:r>
-      <w:proofErr w:type="spellEnd"/>
-      <w:r>
-        <w:rPr>
-          <w:lang w:val="es-ES"/>
-        </w:rPr>
-        <w:t xml:space="preserve"> e consejo la muy bien en aquello que l </w:t>
-      </w:r>
-      <w:proofErr w:type="spellStart"/>
-      <w:r>
-        <w:rPr>
-          <w:lang w:val="es-ES"/>
-        </w:rPr>
-        <w:t>dixo</w:t>
-      </w:r>
-      <w:proofErr w:type="spellEnd"/>
-      <w:r>
-        <w:rPr>
-          <w:lang w:val="es-ES"/>
-        </w:rPr>
-        <w:t xml:space="preserve"> </w:t>
-      </w:r>
-      <w:proofErr w:type="spellStart"/>
-      <w:r>
-        <w:rPr>
-          <w:lang w:val="es-ES"/>
-        </w:rPr>
-        <w:t>asi</w:t>
-      </w:r>
-      <w:proofErr w:type="spellEnd"/>
-      <w:r>
-        <w:rPr>
-          <w:lang w:val="es-ES"/>
-        </w:rPr>
-        <w:t xml:space="preserve"> como </w:t>
-      </w:r>
-      <w:proofErr w:type="spellStart"/>
-      <w:r>
-        <w:rPr>
-          <w:lang w:val="es-ES"/>
-        </w:rPr>
-        <w:t>Adan</w:t>
-      </w:r>
-      <w:proofErr w:type="spellEnd"/>
-      <w:r>
-        <w:rPr>
-          <w:lang w:val="es-ES"/>
-        </w:rPr>
-        <w:t xml:space="preserve"> </w:t>
-      </w:r>
-      <w:proofErr w:type="spellStart"/>
-      <w:r>
-        <w:rPr>
-          <w:lang w:val="es-ES"/>
-        </w:rPr>
-        <w:t>consentio</w:t>
-      </w:r>
-      <w:proofErr w:type="spellEnd"/>
-      <w:r>
-        <w:rPr>
-          <w:lang w:val="es-ES"/>
-        </w:rPr>
-        <w:t xml:space="preserve"> en obra </w:t>
-      </w:r>
-      <w:proofErr w:type="spellStart"/>
-      <w:r>
-        <w:rPr>
-          <w:lang w:val="es-ES"/>
-        </w:rPr>
-        <w:t>asi</w:t>
-      </w:r>
-      <w:proofErr w:type="spellEnd"/>
-      <w:r>
-        <w:rPr>
-          <w:lang w:val="es-ES"/>
-        </w:rPr>
-        <w:t xml:space="preserve"> </w:t>
-      </w:r>
-      <w:proofErr w:type="spellStart"/>
-      <w:r>
-        <w:rPr>
-          <w:lang w:val="es-ES"/>
-        </w:rPr>
-        <w:t>consentio</w:t>
-      </w:r>
-      <w:proofErr w:type="spellEnd"/>
-      <w:r>
-        <w:rPr>
-          <w:lang w:val="es-ES"/>
-        </w:rPr>
-        <w:t xml:space="preserve"> ella en aquellas palabras que l </w:t>
-      </w:r>
-      <w:proofErr w:type="spellStart"/>
-      <w:r>
-        <w:rPr>
-          <w:lang w:val="es-ES"/>
-        </w:rPr>
-        <w:t>dixo</w:t>
-      </w:r>
-      <w:proofErr w:type="spellEnd"/>
-      <w:r>
-        <w:rPr>
-          <w:lang w:val="es-ES"/>
-        </w:rPr>
-        <w:t xml:space="preserve"> el </w:t>
-      </w:r>
-      <w:proofErr w:type="spellStart"/>
-      <w:r>
-        <w:rPr>
-          <w:lang w:val="es-ES"/>
-        </w:rPr>
-        <w:t>angel</w:t>
-      </w:r>
-      <w:proofErr w:type="spellEnd"/>
-      <w:r>
-        <w:rPr>
-          <w:lang w:val="es-ES"/>
-        </w:rPr>
-        <w:t xml:space="preserve"> de manera que dios padre </w:t>
-      </w:r>
-      <w:proofErr w:type="spellStart"/>
-      <w:r>
-        <w:rPr>
-          <w:lang w:val="es-ES"/>
-        </w:rPr>
-        <w:t>vieno</w:t>
-      </w:r>
-      <w:proofErr w:type="spellEnd"/>
-      <w:r>
-        <w:rPr>
-          <w:lang w:val="es-ES"/>
-        </w:rPr>
-        <w:t xml:space="preserve"> a </w:t>
-      </w:r>
-      <w:proofErr w:type="spellStart"/>
-      <w:r>
-        <w:rPr>
-          <w:lang w:val="es-ES"/>
-        </w:rPr>
-        <w:t>conplir</w:t>
-      </w:r>
-      <w:proofErr w:type="spellEnd"/>
-      <w:r>
-        <w:rPr>
-          <w:lang w:val="es-ES"/>
-        </w:rPr>
-        <w:t xml:space="preserve"> su obra de </w:t>
-      </w:r>
-      <w:proofErr w:type="spellStart"/>
-      <w:r>
-        <w:rPr>
-          <w:lang w:val="es-ES"/>
-        </w:rPr>
-        <w:t>mas</w:t>
-      </w:r>
-      <w:proofErr w:type="spellEnd"/>
-      <w:r>
-        <w:rPr>
-          <w:lang w:val="es-ES"/>
-        </w:rPr>
-        <w:t xml:space="preserve"> esto fallaras tu </w:t>
-      </w:r>
-      <w:proofErr w:type="spellStart"/>
-      <w:r>
-        <w:rPr>
-          <w:lang w:val="es-ES"/>
-        </w:rPr>
-        <w:t>escripto</w:t>
-      </w:r>
-      <w:proofErr w:type="spellEnd"/>
-      <w:r>
-        <w:rPr>
-          <w:lang w:val="es-ES"/>
-        </w:rPr>
-        <w:t xml:space="preserve"> en el </w:t>
-      </w:r>
-      <w:proofErr w:type="spellStart"/>
-      <w:r>
-        <w:rPr>
-          <w:lang w:val="es-ES"/>
-        </w:rPr>
-        <w:t>comienço</w:t>
-      </w:r>
-      <w:proofErr w:type="spellEnd"/>
-      <w:r>
-        <w:rPr>
-          <w:lang w:val="es-ES"/>
-        </w:rPr>
-        <w:t xml:space="preserve"> de la </w:t>
-      </w:r>
-      <w:proofErr w:type="spellStart"/>
-      <w:r>
-        <w:rPr>
-          <w:lang w:val="es-ES"/>
-        </w:rPr>
-        <w:t>salutacion</w:t>
-      </w:r>
-      <w:proofErr w:type="spellEnd"/>
-      <w:r>
-        <w:rPr>
-          <w:lang w:val="es-ES"/>
-        </w:rPr>
-        <w:t xml:space="preserve"> que </w:t>
-      </w:r>
-      <w:proofErr w:type="spellStart"/>
-      <w:r>
-        <w:rPr>
-          <w:lang w:val="es-ES"/>
-        </w:rPr>
-        <w:t>dixo</w:t>
-      </w:r>
-      <w:proofErr w:type="spellEnd"/>
-      <w:r>
-        <w:rPr>
-          <w:lang w:val="es-ES"/>
-        </w:rPr>
-        <w:t xml:space="preserve"> ave </w:t>
-      </w:r>
-      <w:proofErr w:type="spellStart"/>
-      <w:r>
-        <w:rPr>
-          <w:lang w:val="es-ES"/>
-        </w:rPr>
-        <w:t>Maria</w:t>
-      </w:r>
-      <w:proofErr w:type="spellEnd"/>
-      <w:r>
-        <w:rPr>
-          <w:lang w:val="es-ES"/>
-        </w:rPr>
-        <w:t xml:space="preserve"> que es contrario de Eva la </w:t>
-      </w:r>
-      <w:proofErr w:type="spellStart"/>
-      <w:r>
-        <w:rPr>
-          <w:lang w:val="es-ES"/>
-        </w:rPr>
-        <w:t>entencion</w:t>
-      </w:r>
-      <w:proofErr w:type="spellEnd"/>
-      <w:r>
-        <w:rPr>
-          <w:lang w:val="es-ES"/>
-        </w:rPr>
-        <w:t xml:space="preserve"> por que </w:t>
-      </w:r>
-      <w:proofErr w:type="spellStart"/>
-      <w:r>
-        <w:rPr>
-          <w:lang w:val="es-ES"/>
-        </w:rPr>
-        <w:t>gelo</w:t>
-      </w:r>
-      <w:proofErr w:type="spellEnd"/>
-      <w:r>
-        <w:rPr>
-          <w:lang w:val="es-ES"/>
-        </w:rPr>
-        <w:t xml:space="preserve"> </w:t>
-      </w:r>
-      <w:proofErr w:type="spellStart"/>
-      <w:r>
-        <w:rPr>
-          <w:lang w:val="es-ES"/>
-        </w:rPr>
-        <w:t>dexiera</w:t>
-      </w:r>
-      <w:proofErr w:type="spellEnd"/>
-      <w:r>
-        <w:rPr>
-          <w:lang w:val="es-ES"/>
-        </w:rPr>
-        <w:t xml:space="preserve"> era esta </w:t>
-      </w:r>
-      <w:proofErr w:type="spellStart"/>
-      <w:r>
-        <w:rPr>
-          <w:lang w:val="es-ES"/>
-        </w:rPr>
-        <w:t>por que</w:t>
-      </w:r>
-      <w:proofErr w:type="spellEnd"/>
-      <w:r>
-        <w:rPr>
-          <w:lang w:val="es-ES"/>
-        </w:rPr>
-        <w:t xml:space="preserve"> en todas las cosas del mundo </w:t>
-      </w:r>
-      <w:proofErr w:type="spellStart"/>
-      <w:r>
-        <w:rPr>
-          <w:lang w:val="es-ES"/>
-        </w:rPr>
-        <w:t>avia</w:t>
-      </w:r>
-      <w:proofErr w:type="spellEnd"/>
-      <w:r>
-        <w:rPr>
+          <w:rFonts w:ascii="Brill" w:hAnsi="Brill"/>
           <w:lang w:val="es-ES"/>
         </w:rPr>
         <w:t xml:space="preserve"> a ser contraria</w:t>
@@ -878,7 +833,7 @@
 </file>
 
 <file path=word/styles.xml><?xml version="1.0" encoding="utf-8"?>
-<w:styles xmlns:mc="http://schemas.openxmlformats.org/markup-compatibility/2006" xmlns:r="http://schemas.openxmlformats.org/officeDocument/2006/relationships" xmlns:w="http://schemas.openxmlformats.org/wordprocessingml/2006/main" xmlns:w14="http://schemas.microsoft.com/office/word/2010/wordml" xmlns:w15="http://schemas.microsoft.com/office/word/2012/wordml" xmlns:w16cex="http://schemas.microsoft.com/office/word/2018/wordml/cex" xmlns:w16cid="http://schemas.microsoft.com/office/word/2016/wordml/cid" xmlns:w16="http://schemas.microsoft.com/office/word/2018/wordml" xmlns:w16sdtdh="http://schemas.microsoft.com/office/word/2020/wordml/sdtdatahash" xmlns:w16se="http://schemas.microsoft.com/office/word/2015/wordml/symex" mc:Ignorable="w14 w15 w16se w16cid w16 w16cex w16sdtdh">
+<w:styles xmlns:mc="http://schemas.openxmlformats.org/markup-compatibility/2006" xmlns:r="http://schemas.openxmlformats.org/officeDocument/2006/relationships" xmlns:w="http://schemas.openxmlformats.org/wordprocessingml/2006/main" xmlns:w14="http://schemas.microsoft.com/office/word/2010/wordml" xmlns:w15="http://schemas.microsoft.com/office/word/2012/wordml" xmlns:w16cex="http://schemas.microsoft.com/office/word/2018/wordml/cex" xmlns:w16cid="http://schemas.microsoft.com/office/word/2016/wordml/cid" xmlns:w16="http://schemas.microsoft.com/office/word/2018/wordml" xmlns:w16du="http://schemas.microsoft.com/office/word/2023/wordml/word16du" xmlns:w16sdtdh="http://schemas.microsoft.com/office/word/2020/wordml/sdtdatahash" xmlns:w16sdtfl="http://schemas.microsoft.com/office/word/2024/wordml/sdtformatlock" xmlns:w16se="http://schemas.microsoft.com/office/word/2015/wordml/symex" mc:Ignorable="w14 w15 w16se w16cid w16 w16cex w16sdtdh w16sdtfl w16du">
   <w:docDefaults>
     <w:rPrDefault>
       <w:rPr>
